--- a/klagomål/A 32992-2026 FSC-klagomål.docx
+++ b/klagomål/A 32992-2026 FSC-klagomål.docx
@@ -1223,7 +1223,7 @@
     <w:r>
       <w:tab/>
       <w:tab/>
-      <w:t>2026-09-14</w:t>
+      <w:t>2026-09-15</w:t>
       <w:br/>
       <w:br/>
     </w:r>

--- a/klagomål/A 32992-2026 FSC-klagomål.docx
+++ b/klagomål/A 32992-2026 FSC-klagomål.docx
@@ -1223,7 +1223,7 @@
     <w:r>
       <w:tab/>
       <w:tab/>
-      <w:t>2026-09-15</w:t>
+      <w:t>2026-09-16</w:t>
       <w:br/>
       <w:br/>
     </w:r>

--- a/klagomål/A 32992-2026 FSC-klagomål.docx
+++ b/klagomål/A 32992-2026 FSC-klagomål.docx
@@ -1223,7 +1223,7 @@
     <w:r>
       <w:tab/>
       <w:tab/>
-      <w:t>2026-09-16</w:t>
+      <w:t>2026-09-17</w:t>
       <w:br/>
       <w:br/>
     </w:r>

--- a/klagomål/A 32992-2026 FSC-klagomål.docx
+++ b/klagomål/A 32992-2026 FSC-klagomål.docx
@@ -1223,7 +1223,7 @@
     <w:r>
       <w:tab/>
       <w:tab/>
-      <w:t>2026-09-17</w:t>
+      <w:t>2026-09-18</w:t>
       <w:br/>
       <w:br/>
     </w:r>

--- a/klagomål/A 32992-2026 FSC-klagomål.docx
+++ b/klagomål/A 32992-2026 FSC-klagomål.docx
@@ -1223,7 +1223,7 @@
     <w:r>
       <w:tab/>
       <w:tab/>
-      <w:t>2026-09-18</w:t>
+      <w:t>2026-09-19</w:t>
       <w:br/>
       <w:br/>
     </w:r>

--- a/klagomål/A 32992-2026 FSC-klagomål.docx
+++ b/klagomål/A 32992-2026 FSC-klagomål.docx
@@ -1223,7 +1223,7 @@
     <w:r>
       <w:tab/>
       <w:tab/>
-      <w:t>2026-09-19</w:t>
+      <w:t>2026-09-21</w:t>
       <w:br/>
       <w:br/>
     </w:r>

--- a/klagomål/A 32992-2026 FSC-klagomål.docx
+++ b/klagomål/A 32992-2026 FSC-klagomål.docx
@@ -1223,7 +1223,7 @@
     <w:r>
       <w:tab/>
       <w:tab/>
-      <w:t>2026-09-21</w:t>
+      <w:t>2026-09-23</w:t>
       <w:br/>
       <w:br/>
     </w:r>

--- a/klagomål/A 32992-2026 FSC-klagomål.docx
+++ b/klagomål/A 32992-2026 FSC-klagomål.docx
@@ -1223,7 +1223,7 @@
     <w:r>
       <w:tab/>
       <w:tab/>
-      <w:t>2026-09-23</w:t>
+      <w:t>2026-09-24</w:t>
       <w:br/>
       <w:br/>
     </w:r>

--- a/klagomål/A 32992-2026 FSC-klagomål.docx
+++ b/klagomål/A 32992-2026 FSC-klagomål.docx
@@ -1223,7 +1223,7 @@
     <w:r>
       <w:tab/>
       <w:tab/>
-      <w:t>2026-09-24</w:t>
+      <w:t>2026-09-25</w:t>
       <w:br/>
       <w:br/>
     </w:r>

--- a/klagomål/A 32992-2026 FSC-klagomål.docx
+++ b/klagomål/A 32992-2026 FSC-klagomål.docx
@@ -221,7 +221,7 @@
     </w:p>
     <w:p>
       <w:r>
-        <w:t>I och inom 2 meter från avverkningsanmälan finns fynd av 22 naturvårdsarter, varav 21 är rödlistade, 2 är fridlysta och 9 är typiska (T): fläckporing (VU, T), gräddporing (VU, T), skrovlig taggsvamp (VU), smalfotad taggsvamp (VU), tajgataggsvamp (VU), blanksvart spiklav (NT), blågrå svartspik (NT), dropptaggsvamp (NT, T), dvärgbägarlav (NT, T), kolflarnlav (NT, T), lavskrika (NT, T, §4), mörk kolflarnlav (NT), nordtagging (NT), skarp dropptaggsvamp (NT), svartvit taggsvamp (NT), tallriska (NT), talltagel (NT, T), vaddporing (NT), vedflamlav (NT), vedskivlav (NT, T), vitplätt (NT) och tjäder (T, §4). Se Figur 1.</w:t>
+        <w:t>I och inom 2 meter från avverkningsanmälan finns fynd av 23 naturvårdsarter, varav 22 är rödlistade, 2 är fridlysta och 9 är typiska (T): fläckporing (VU, T), gräddporing (VU, T), skrovlig taggsvamp (VU), smalfotad taggsvamp (VU), smultronkantarell (VU), tajgataggsvamp (VU), blanksvart spiklav (NT), blågrå svartspik (NT), dropptaggsvamp (NT, T), dvärgbägarlav (NT, T), kolflarnlav (NT, T), lavskrika (NT, T, §4), mörk kolflarnlav (NT), nordtagging (NT), skarp dropptaggsvamp (NT), svartvit taggsvamp (NT), tallriska (NT), talltagel (NT, T), vaddporing (NT), vedflamlav (NT), vedskivlav (NT, T), vitplätt (NT) och tjäder (T, §4). Se Figur 1.</w:t>
       </w:r>
     </w:p>
     <w:p>
@@ -314,6 +314,17 @@
         <w:rPr>
           <w:b/>
         </w:rPr>
+        <w:t>Smultronkantarell (VU)</w:t>
+      </w:r>
+      <w:r>
+        <w:t xml:space="preserve"> är en liten rosafärgad skivling med mycket speciell sötaktig doft av smultron eller kantarell som växer på kalkrik mark i äldre barrskog, framförallt i ängsgranskog men även i mager sandtallskog. Lokaler där arten finns är i allmänhet mycket rika på andra sällsynta, marklevande barrskogssvampar, varför ett skydd av artens växtställen samtidigt skyddar dessa. Arten hotas av kraftig gallring eller slutavverkning på eller i omedelbar närhet av växtlokalerna. Smultronkantarell är globalt rödlistad som nära hotad (NT) vilket innebär att Sverige har ett internationellt ansvar för arten (IUCN, 2025; SLU Artdatabanken, 2024; Nitare &amp; Skogsstyrelsen, 2019).</w:t>
+      </w:r>
+    </w:p>
+    <w:p>
+      <w:r>
+        <w:rPr>
+          <w:b/>
+        </w:rPr>
         <w:t xml:space="preserve">Tajgataggsvamp (VU) </w:t>
       </w:r>
       <w:r>
@@ -711,7 +722,7 @@
         <w:rPr>
           <w:i/>
         </w:rPr>
-        <w:t>I det avverkningsanmälda skogsområdet har 21 rödlistade arter och signalarter påträffats. Detta ska jämföras med Skogsstyrelsens uppföljning 2017 av nyckelbiotoper som visade att man i genomsnitt hittar 20,6 olika rödlistade arter och signalarter i en nyckelbiotop (Wijk, S. 2017. Biologisk mångfald i nyckelbiotoper – Resultat från inventeringen “Uppföljning biologisk mångfald” 2009–2015. Rapport 4/2017 Skogsstyrelsen, Jönköping).</w:t>
+        <w:t>I det avverkningsanmälda skogsområdet har 22 rödlistade arter och signalarter påträffats. Detta ska jämföras med Skogsstyrelsens uppföljning 2017 av nyckelbiotoper som visade att man i genomsnitt hittar 20,6 olika rödlistade arter och signalarter i en nyckelbiotop (Wijk, S. 2017. Biologisk mångfald i nyckelbiotoper – Resultat från inventeringen “Uppföljning biologisk mångfald” 2009–2015. Rapport 4/2017 Skogsstyrelsen, Jönköping).</w:t>
       </w:r>
     </w:p>
     <w:p>
@@ -740,7 +751,7 @@
         <w:rPr>
           <w:i/>
         </w:rPr>
-        <w:t>I det avverkningsanmälda skogsområdet har 22 naturvårdsarter varav 21 rödlistade arter sina livsmiljöer och växtplatser.</w:t>
+        <w:t>I det avverkningsanmälda skogsområdet har 23 naturvårdsarter varav 22 rödlistade arter sina livsmiljöer och växtplatser.</w:t>
       </w:r>
     </w:p>
     <w:p>
@@ -1223,7 +1234,7 @@
     <w:r>
       <w:tab/>
       <w:tab/>
-      <w:t>2026-09-25</w:t>
+      <w:t>2026-09-26</w:t>
       <w:br/>
       <w:br/>
     </w:r>

--- a/klagomål/A 32992-2026 FSC-klagomål.docx
+++ b/klagomål/A 32992-2026 FSC-klagomål.docx
@@ -1234,7 +1234,7 @@
     <w:r>
       <w:tab/>
       <w:tab/>
-      <w:t>2026-09-26</w:t>
+      <w:t>2026-09-27</w:t>
       <w:br/>
       <w:br/>
     </w:r>

--- a/klagomål/A 32992-2026 FSC-klagomål.docx
+++ b/klagomål/A 32992-2026 FSC-klagomål.docx
@@ -1234,7 +1234,7 @@
     <w:r>
       <w:tab/>
       <w:tab/>
-      <w:t>2026-09-27</w:t>
+      <w:t>2026-09-28</w:t>
       <w:br/>
       <w:br/>
     </w:r>

--- a/klagomål/A 32992-2026 FSC-klagomål.docx
+++ b/klagomål/A 32992-2026 FSC-klagomål.docx
@@ -1234,7 +1234,7 @@
     <w:r>
       <w:tab/>
       <w:tab/>
-      <w:t>2026-09-28</w:t>
+      <w:t>2026-09-29</w:t>
       <w:br/>
       <w:br/>
     </w:r>

--- a/klagomål/A 32992-2026 FSC-klagomål.docx
+++ b/klagomål/A 32992-2026 FSC-klagomål.docx
@@ -1234,7 +1234,7 @@
     <w:r>
       <w:tab/>
       <w:tab/>
-      <w:t>2026-09-29</w:t>
+      <w:t>2026-09-30</w:t>
       <w:br/>
       <w:br/>
     </w:r>

--- a/klagomål/A 32992-2026 FSC-klagomål.docx
+++ b/klagomål/A 32992-2026 FSC-klagomål.docx
@@ -1234,7 +1234,7 @@
     <w:r>
       <w:tab/>
       <w:tab/>
-      <w:t>2026-09-30</w:t>
+      <w:t>2026-10-01</w:t>
       <w:br/>
       <w:br/>
     </w:r>

--- a/klagomål/A 32992-2026 FSC-klagomål.docx
+++ b/klagomål/A 32992-2026 FSC-klagomål.docx
@@ -1234,7 +1234,7 @@
     <w:r>
       <w:tab/>
       <w:tab/>
-      <w:t>2026-10-01</w:t>
+      <w:t>2026-10-02</w:t>
       <w:br/>
       <w:br/>
     </w:r>

--- a/klagomål/A 32992-2026 FSC-klagomål.docx
+++ b/klagomål/A 32992-2026 FSC-klagomål.docx
@@ -1234,7 +1234,7 @@
     <w:r>
       <w:tab/>
       <w:tab/>
-      <w:t>2026-10-02</w:t>
+      <w:t>2026-10-03</w:t>
       <w:br/>
       <w:br/>
     </w:r>

--- a/klagomål/A 32992-2026 FSC-klagomål.docx
+++ b/klagomål/A 32992-2026 FSC-klagomål.docx
@@ -1234,7 +1234,7 @@
     <w:r>
       <w:tab/>
       <w:tab/>
-      <w:t>2026-10-03</w:t>
+      <w:t>2026-10-04</w:t>
       <w:br/>
       <w:br/>
     </w:r>

--- a/klagomål/A 32992-2026 FSC-klagomål.docx
+++ b/klagomål/A 32992-2026 FSC-klagomål.docx
@@ -1234,7 +1234,7 @@
     <w:r>
       <w:tab/>
       <w:tab/>
-      <w:t>2026-10-04</w:t>
+      <w:t>2026-10-05</w:t>
       <w:br/>
       <w:br/>
     </w:r>

--- a/klagomål/A 32992-2026 FSC-klagomål.docx
+++ b/klagomål/A 32992-2026 FSC-klagomål.docx
@@ -1234,7 +1234,7 @@
     <w:r>
       <w:tab/>
       <w:tab/>
-      <w:t>2026-10-05</w:t>
+      <w:t>2026-10-06</w:t>
       <w:br/>
       <w:br/>
     </w:r>

--- a/klagomål/A 32992-2026 FSC-klagomål.docx
+++ b/klagomål/A 32992-2026 FSC-klagomål.docx
@@ -1234,7 +1234,7 @@
     <w:r>
       <w:tab/>
       <w:tab/>
-      <w:t>2026-10-06</w:t>
+      <w:t>2026-10-07</w:t>
       <w:br/>
       <w:br/>
     </w:r>

--- a/klagomål/A 32992-2026 FSC-klagomål.docx
+++ b/klagomål/A 32992-2026 FSC-klagomål.docx
@@ -1234,7 +1234,7 @@
     <w:r>
       <w:tab/>
       <w:tab/>
-      <w:t>2026-10-07</w:t>
+      <w:t>2026-10-08</w:t>
       <w:br/>
       <w:br/>
     </w:r>

--- a/klagomål/A 32992-2026 FSC-klagomål.docx
+++ b/klagomål/A 32992-2026 FSC-klagomål.docx
@@ -1234,7 +1234,7 @@
     <w:r>
       <w:tab/>
       <w:tab/>
-      <w:t>2026-10-08</w:t>
+      <w:t>2026-10-09</w:t>
       <w:br/>
       <w:br/>
     </w:r>

--- a/klagomål/A 32992-2026 FSC-klagomål.docx
+++ b/klagomål/A 32992-2026 FSC-klagomål.docx
@@ -1234,7 +1234,7 @@
     <w:r>
       <w:tab/>
       <w:tab/>
-      <w:t>2026-10-09</w:t>
+      <w:t>2026-10-10</w:t>
       <w:br/>
       <w:br/>
     </w:r>

--- a/klagomål/A 32992-2026 FSC-klagomål.docx
+++ b/klagomål/A 32992-2026 FSC-klagomål.docx
@@ -1234,7 +1234,7 @@
     <w:r>
       <w:tab/>
       <w:tab/>
-      <w:t>2026-10-10</w:t>
+      <w:t>2026-10-11</w:t>
       <w:br/>
       <w:br/>
     </w:r>

--- a/klagomål/A 32992-2026 FSC-klagomål.docx
+++ b/klagomål/A 32992-2026 FSC-klagomål.docx
@@ -1234,7 +1234,7 @@
     <w:r>
       <w:tab/>
       <w:tab/>
-      <w:t>2026-10-11</w:t>
+      <w:t>2026-10-12</w:t>
       <w:br/>
       <w:br/>
     </w:r>

--- a/klagomål/A 32992-2026 FSC-klagomål.docx
+++ b/klagomål/A 32992-2026 FSC-klagomål.docx
@@ -1234,7 +1234,7 @@
     <w:r>
       <w:tab/>
       <w:tab/>
-      <w:t>2026-10-12</w:t>
+      <w:t>2026-10-13</w:t>
       <w:br/>
       <w:br/>
     </w:r>

--- a/klagomål/A 32992-2026 FSC-klagomål.docx
+++ b/klagomål/A 32992-2026 FSC-klagomål.docx
@@ -1234,7 +1234,7 @@
     <w:r>
       <w:tab/>
       <w:tab/>
-      <w:t>2026-10-13</w:t>
+      <w:t>2026-10-14</w:t>
       <w:br/>
       <w:br/>
     </w:r>

--- a/klagomål/A 32992-2026 FSC-klagomål.docx
+++ b/klagomål/A 32992-2026 FSC-klagomål.docx
@@ -1234,7 +1234,7 @@
     <w:r>
       <w:tab/>
       <w:tab/>
-      <w:t>2026-10-14</w:t>
+      <w:t>2026-10-15</w:t>
       <w:br/>
       <w:br/>
     </w:r>

--- a/klagomål/A 32992-2026 FSC-klagomål.docx
+++ b/klagomål/A 32992-2026 FSC-klagomål.docx
@@ -1234,7 +1234,7 @@
     <w:r>
       <w:tab/>
       <w:tab/>
-      <w:t>2026-10-15</w:t>
+      <w:t>2026-10-16</w:t>
       <w:br/>
       <w:br/>
     </w:r>

--- a/klagomål/A 32992-2026 FSC-klagomål.docx
+++ b/klagomål/A 32992-2026 FSC-klagomål.docx
@@ -1234,7 +1234,7 @@
     <w:r>
       <w:tab/>
       <w:tab/>
-      <w:t>2026-10-16</w:t>
+      <w:t>2026-10-17</w:t>
       <w:br/>
       <w:br/>
     </w:r>

--- a/klagomål/A 32992-2026 FSC-klagomål.docx
+++ b/klagomål/A 32992-2026 FSC-klagomål.docx
@@ -1234,7 +1234,7 @@
     <w:r>
       <w:tab/>
       <w:tab/>
-      <w:t>2026-10-17</w:t>
+      <w:t>2026-10-18</w:t>
       <w:br/>
       <w:br/>
     </w:r>

--- a/klagomål/A 32992-2026 FSC-klagomål.docx
+++ b/klagomål/A 32992-2026 FSC-klagomål.docx
@@ -1234,7 +1234,7 @@
     <w:r>
       <w:tab/>
       <w:tab/>
-      <w:t>2026-10-18</w:t>
+      <w:t>2026-10-19</w:t>
       <w:br/>
       <w:br/>
     </w:r>

--- a/klagomål/A 32992-2026 FSC-klagomål.docx
+++ b/klagomål/A 32992-2026 FSC-klagomål.docx
@@ -1234,7 +1234,7 @@
     <w:r>
       <w:tab/>
       <w:tab/>
-      <w:t>2026-10-19</w:t>
+      <w:t>2026-10-20</w:t>
       <w:br/>
       <w:br/>
     </w:r>

--- a/klagomål/A 32992-2026 FSC-klagomål.docx
+++ b/klagomål/A 32992-2026 FSC-klagomål.docx
@@ -1234,7 +1234,7 @@
     <w:r>
       <w:tab/>
       <w:tab/>
-      <w:t>2026-10-20</w:t>
+      <w:t>2026-10-21</w:t>
       <w:br/>
       <w:br/>
     </w:r>

--- a/klagomål/A 32992-2026 FSC-klagomål.docx
+++ b/klagomål/A 32992-2026 FSC-klagomål.docx
@@ -1234,7 +1234,7 @@
     <w:r>
       <w:tab/>
       <w:tab/>
-      <w:t>2026-10-21</w:t>
+      <w:t>2026-10-22</w:t>
       <w:br/>
       <w:br/>
     </w:r>

--- a/klagomål/A 32992-2026 FSC-klagomål.docx
+++ b/klagomål/A 32992-2026 FSC-klagomål.docx
@@ -1234,7 +1234,7 @@
     <w:r>
       <w:tab/>
       <w:tab/>
-      <w:t>2026-10-22</w:t>
+      <w:t>2026-10-23</w:t>
       <w:br/>
       <w:br/>
     </w:r>

--- a/klagomål/A 32992-2026 FSC-klagomål.docx
+++ b/klagomål/A 32992-2026 FSC-klagomål.docx
@@ -1234,7 +1234,7 @@
     <w:r>
       <w:tab/>
       <w:tab/>
-      <w:t>2026-10-23</w:t>
+      <w:t>2026-10-24</w:t>
       <w:br/>
       <w:br/>
     </w:r>
